--- a/docs/juridico/contrato-simples-zeladoria.docx
+++ b/docs/juridico/contrato-simples-zeladoria.docx
@@ -655,7 +655,7 @@
         <w:rPr>
           <w:b w:val="0"/>
         </w:rPr>
-        <w:t xml:space="preserve"> A CONTRATADA informará mensalmente, no recibo do Anexo Único, todas as pessoas que atuaram no período e a natureza do respectivo vínculo.</w:t>
+        <w:t xml:space="preserve"> A CONTRATADA informará mensalmente, no recibo do Anexo Único, todas as pessoas que atuaram no período e a natureza do respectivo vínculo, e franqueará à CONTRATANTE, sempre que solicitado, o acesso aos registros trabalhistas correspondentes.</w:t>
       </w:r>
     </w:p>
     <w:p>
@@ -805,7 +805,19 @@
         <w:rPr>
           <w:b w:val="0"/>
         </w:rPr>
-        <w:t xml:space="preserve"> (Anexo Único) e das certidões CND Federal, CRF/FGTS e CNDT. O pagamento será efetuado até o dia </w:t>
+        <w:t xml:space="preserve"> (Anexo Único) e das certidões CND Federal, CRF/FGTS e CNDT. Possuindo empregados, apresentará ainda, do mês anterior: </w:t>
+      </w:r>
+      <w:r>
+        <w:rPr>
+          <w:b/>
+        </w:rPr>
+        <w:t>folha de pagamento, guia de FGTS quitada, DCTFWeb ou DARF de INSS quitada e comprovantes de pagamento de salários</w:t>
+      </w:r>
+      <w:r>
+        <w:rPr>
+          <w:b w:val="0"/>
+        </w:rPr>
+        <w:t xml:space="preserve">. O pagamento será efetuado até o dia </w:t>
       </w:r>
       <w:r>
         <w:rPr>
@@ -3078,7 +3090,7 @@
         <w:rPr>
           <w:b w:val="0"/>
         </w:rPr>
-        <w:t xml:space="preserve"> com todas as obrigações trabalhistas, previdenciárias e fiscais do período, inclusive quanto às pessoas acima.</w:t>
+        <w:t xml:space="preserve"> com todas as obrigações trabalhistas, previdenciárias e fiscais do período, inclusive quanto às pessoas acima, e anexa a este recibo os comprovantes exigidos na Cláusula 5.3.</w:t>
       </w:r>
     </w:p>
     <w:p>

--- a/docs/juridico/contrato-simples-zeladoria.docx
+++ b/docs/juridico/contrato-simples-zeladoria.docx
@@ -1121,18 +1121,30 @@
         <w:rPr>
           <w:b/>
         </w:rPr>
-        <w:t>7.1.</w:t>
+        <w:t>7.1. Necessidade operacional.</w:t>
       </w:r>
       <w:r>
         <w:rPr>
           <w:b w:val="0"/>
         </w:rPr>
-        <w:t xml:space="preserve"> Exclusivamente para viabilizar a execução dos serviços e </w:t>
+        <w:t xml:space="preserve"> O empreendimento situa-se em zona rural de difícil acesso, sem transporte público regular no período noturno, e sua operação exige cobertura contínua da Janela de Atendimento, atendimento a chegadas tardias e resposta imediata a intercorrências com hóspedes e a falhas de instalação. Por essa razão </w:t>
       </w:r>
       <w:r>
         <w:rPr>
           <w:b/>
         </w:rPr>
+        <w:t>técnica e operacional</w:t>
+      </w:r>
+      <w:r>
+        <w:rPr>
+          <w:b w:val="0"/>
+        </w:rPr>
+        <w:t xml:space="preserve">, e exclusivamente para viabilizar a execução dos serviços </w:t>
+      </w:r>
+      <w:r>
+        <w:rPr>
+          <w:b/>
+        </w:rPr>
         <w:t>enquanto durar este Contrato</w:t>
       </w:r>
       <w:r>
@@ -1152,6 +1164,44 @@
           <w:b w:val="0"/>
         </w:rPr>
         <w:t>, o uso da unidade denominada Casa de Operações.</w:t>
+      </w:r>
+    </w:p>
+    <w:p>
+      <w:r>
+        <w:rPr>
+          <w:b/>
+        </w:rPr>
+        <w:t>7.1.1.</w:t>
+      </w:r>
+      <w:r>
+        <w:rPr>
+          <w:b w:val="0"/>
+        </w:rPr>
+        <w:t xml:space="preserve"> As Partes declaram que a cessão é concedida </w:t>
+      </w:r>
+      <w:r>
+        <w:rPr>
+          <w:b/>
+        </w:rPr>
+        <w:t>para o trabalho</w:t>
+      </w:r>
+      <w:r>
+        <w:rPr>
+          <w:b w:val="0"/>
+        </w:rPr>
+        <w:t xml:space="preserve">, como instrumento necessário à prestação, e </w:t>
+      </w:r>
+      <w:r>
+        <w:rPr>
+          <w:b/>
+        </w:rPr>
+        <w:t>não pelo trabalho</w:t>
+      </w:r>
+      <w:r>
+        <w:rPr>
+          <w:b w:val="0"/>
+        </w:rPr>
+        <w:t>, não constituindo contraprestação, vantagem, benefício ou parcela remuneratória de qualquer natureza, nem sendo considerada na formação do preço da Cláusula 5.1.</w:t>
       </w:r>
     </w:p>
     <w:p>

--- a/docs/juridico/contrato-simples-zeladoria.docx
+++ b/docs/juridico/contrato-simples-zeladoria.docx
@@ -485,37 +485,151 @@
         <w:rPr>
           <w:b/>
         </w:rPr>
-        <w:t>3.3.</w:t>
+        <w:t>3.3. Programação Diária de Operação.</w:t>
       </w:r>
       <w:r>
         <w:rPr>
           <w:b w:val="0"/>
         </w:rPr>
-        <w:t xml:space="preserve"> A CONTRATANTE </w:t>
+        <w:t xml:space="preserve"> A CONTRATANTE transmitirá diariamente ao Preposto a </w:t>
       </w:r>
       <w:r>
         <w:rPr>
           <w:b/>
         </w:rPr>
-        <w:t>não emitirá ordens diretas</w:t>
+        <w:t>programação operacional do empreendimento</w:t>
       </w:r>
       <w:r>
         <w:rPr>
           <w:b w:val="0"/>
         </w:rPr>
-        <w:t xml:space="preserve"> a empregados ou prepostos da CONTRATADA. Toda comunicação será dirigida ao </w:t>
+        <w:t xml:space="preserve">: chegadas e saídas previstas com os respectivos horários, unidades envolvidas, solicitações e restrições de hóspedes, eventos, bloqueios de unidade, prioridades do dia e demais informações necessárias à prestação. A programação constitui </w:t>
       </w:r>
       <w:r>
         <w:rPr>
           <w:b/>
         </w:rPr>
-        <w:t>Preposto</w:t>
+        <w:t>ordem de serviço dirigida à CONTRATADA como pessoa jurídica</w:t>
       </w:r>
       <w:r>
         <w:rPr>
           <w:b w:val="0"/>
         </w:rPr>
-        <w:t xml:space="preserve"> por ela designado.</w:t>
+        <w:t xml:space="preserve">, e define </w:t>
+      </w:r>
+      <w:r>
+        <w:rPr>
+          <w:b/>
+        </w:rPr>
+        <w:t>o que</w:t>
+      </w:r>
+      <w:r>
+        <w:rPr>
+          <w:b w:val="0"/>
+        </w:rPr>
+        <w:t xml:space="preserve"> deve ser entregue e </w:t>
+      </w:r>
+      <w:r>
+        <w:rPr>
+          <w:b/>
+        </w:rPr>
+        <w:t>quando o hóspede espera receber</w:t>
+      </w:r>
+      <w:r>
+        <w:rPr>
+          <w:b w:val="0"/>
+        </w:rPr>
+        <w:t xml:space="preserve"> — jamais quem executa, por quanto tempo ou de que modo.</w:t>
+      </w:r>
+    </w:p>
+    <w:p>
+      <w:r>
+        <w:rPr>
+          <w:b/>
+        </w:rPr>
+        <w:t>3.3.1.</w:t>
+      </w:r>
+      <w:r>
+        <w:rPr>
+          <w:b w:val="0"/>
+        </w:rPr>
+        <w:t xml:space="preserve"> A programação será transmitida </w:t>
+      </w:r>
+      <w:r>
+        <w:rPr>
+          <w:b/>
+        </w:rPr>
+        <w:t>exclusivamente ao Preposto</w:t>
+      </w:r>
+      <w:r>
+        <w:rPr>
+          <w:b w:val="0"/>
+        </w:rPr>
+        <w:t>, por canal escrito único. Cabe ao Preposto distribuir as tarefas entre a equipe da CONTRATADA, definir a ordem de execução e responder pelo cumprimento.</w:t>
+      </w:r>
+    </w:p>
+    <w:p>
+      <w:r>
+        <w:rPr>
+          <w:b/>
+        </w:rPr>
+        <w:t>3.3.2.</w:t>
+      </w:r>
+      <w:r>
+        <w:rPr>
+          <w:b w:val="0"/>
+        </w:rPr>
+        <w:t xml:space="preserve"> É </w:t>
+      </w:r>
+      <w:r>
+        <w:rPr>
+          <w:b/>
+        </w:rPr>
+        <w:t>vedado</w:t>
+      </w:r>
+      <w:r>
+        <w:rPr>
+          <w:b w:val="0"/>
+        </w:rPr>
+        <w:t xml:space="preserve"> à CONTRATANTE: (i) dirigir tarefa, instrução, correção, advertência ou cobrança </w:t>
+      </w:r>
+      <w:r>
+        <w:rPr>
+          <w:b/>
+        </w:rPr>
+        <w:t>diretamente a empregado ou preposto</w:t>
+      </w:r>
+      <w:r>
+        <w:rPr>
+          <w:b w:val="0"/>
+        </w:rPr>
+        <w:t xml:space="preserve"> da CONTRATADA; (ii) designar nominalmente quem executará cada tarefa; (iii) determinar horário pessoal de entrada, saída, intervalo ou permanência de qualquer pessoa; e (iv) exigir a presença pessoal da titular da CONTRATADA.</w:t>
+      </w:r>
+    </w:p>
+    <w:p>
+      <w:r>
+        <w:rPr>
+          <w:b/>
+        </w:rPr>
+        <w:t>3.3.3.</w:t>
+      </w:r>
+      <w:r>
+        <w:rPr>
+          <w:b w:val="0"/>
+        </w:rPr>
+        <w:t xml:space="preserve"> Apontamentos sobre a execução serão feitos </w:t>
+      </w:r>
+      <w:r>
+        <w:rPr>
+          <w:b/>
+        </w:rPr>
+        <w:t>por escrito e ao Preposto</w:t>
+      </w:r>
+      <w:r>
+        <w:rPr>
+          <w:b w:val="0"/>
+        </w:rPr>
+        <w:t>, na forma de não conformidade de resultado, nos termos da Cláusula 2.5.</w:t>
       </w:r>
     </w:p>
     <w:p>

--- a/docs/juridico/contrato-simples-zeladoria.docx
+++ b/docs/juridico/contrato-simples-zeladoria.docx
@@ -1241,7 +1241,19 @@
         <w:rPr>
           <w:b w:val="0"/>
         </w:rPr>
-        <w:t xml:space="preserve"> O empreendimento situa-se em zona rural de difícil acesso, sem transporte público regular no período noturno, e sua operação exige cobertura contínua da Janela de Atendimento, atendimento a chegadas tardias e resposta imediata a intercorrências com hóspedes e a falhas de instalação. Por essa razão </w:t>
+        <w:t xml:space="preserve"> A operação do Empreendimento exige </w:t>
+      </w:r>
+      <w:r>
+        <w:rPr>
+          <w:b/>
+        </w:rPr>
+        <w:t>cobertura contínua da Janela de Atendimento</w:t>
+      </w:r>
+      <w:r>
+        <w:rPr>
+          <w:b w:val="0"/>
+        </w:rPr>
+        <w:t xml:space="preserve">, recebimento de chegadas fora desse horário e resposta imediata a intercorrências com hóspedes e a falhas de instalação. Por essa razão </w:t>
       </w:r>
       <w:r>
         <w:rPr>
